--- a/admin/class-tests/code/LongQuestions_1.docx
+++ b/admin/class-tests/code/LongQuestions_1.docx
@@ -70,7 +70,7 @@
           <w:szCs w:val="24"/>
           <w:lang w:eastAsia="en-GB"/>
         </w:rPr>
-        <w:t>These questions are based on material from the practical tutorials and are designed to test your ability to write and reason about Java programs.</w:t>
+        <w:t>You should write your answers on this sheet.</w:t>
       </w:r>
     </w:p>
     <w:p>
@@ -2397,7 +2397,7 @@
           <w:szCs w:val="24"/>
           <w:lang w:eastAsia="en-GB"/>
         </w:rPr>
-        <w:pict w14:anchorId="774A8C95">
+        <w:pict w14:anchorId="63CE4946">
           <v:rect id="_x0000_i1025" alt="" style="width:451.3pt;height:.05pt;mso-width-percent:0;mso-height-percent:0;mso-width-percent:0;mso-height-percent:0" o:hralign="center" o:hrstd="t" o:hr="t" fillcolor="#a0a0a0" stroked="f"/>
         </w:pict>
       </w:r>
@@ -3160,7 +3160,7 @@
           </mc:Choice>
           <mc:Fallback>
             <w:pict>
-              <v:rect w14:anchorId="37588563" id="Rectangle 1015172502" o:spid="_x0000_s1026" style="position:absolute;margin-left:0;margin-top:8.5pt;width:474pt;height:417.75pt;z-index:251673600;visibility:visible;mso-wrap-style:square;mso-height-percent:0;mso-wrap-distance-left:9pt;mso-wrap-distance-top:0;mso-wrap-distance-right:9pt;mso-wrap-distance-bottom:0;mso-position-horizontal:absolute;mso-position-horizontal-relative:text;mso-position-vertical:absolute;mso-position-vertical-relative:text;mso-height-percent:0;mso-height-relative:margin;v-text-anchor:middle" o:gfxdata="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" filled="f" strokecolor="#243f60 [1604]" strokeweight="1pt"/>
+              <v:rect w14:anchorId="1E079586" id="Rectangle 1015172502" o:spid="_x0000_s1026" style="position:absolute;margin-left:0;margin-top:8.5pt;width:474pt;height:417.75pt;z-index:251673600;visibility:visible;mso-wrap-style:square;mso-height-percent:0;mso-wrap-distance-left:9pt;mso-wrap-distance-top:0;mso-wrap-distance-right:9pt;mso-wrap-distance-bottom:0;mso-position-horizontal:absolute;mso-position-horizontal-relative:text;mso-position-vertical:absolute;mso-position-vertical-relative:text;mso-height-percent:0;mso-height-relative:margin;v-text-anchor:middle" o:gfxdata="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" filled="f" strokecolor="#243f60 [1604]" strokeweight="1pt"/>
             </w:pict>
           </mc:Fallback>
         </mc:AlternateContent>
@@ -3617,7 +3617,7 @@
           </mc:Choice>
           <mc:Fallback>
             <w:pict>
-              <v:rect w14:anchorId="70C1D49C" id="Rectangle 1685900763" o:spid="_x0000_s1026" style="position:absolute;margin-left:8.7pt;margin-top:-30.85pt;width:474pt;height:584.7pt;z-index:251677696;visibility:visible;mso-wrap-style:square;mso-height-percent:0;mso-wrap-distance-left:9pt;mso-wrap-distance-top:0;mso-wrap-distance-right:9pt;mso-wrap-distance-bottom:0;mso-position-horizontal:absolute;mso-position-horizontal-relative:text;mso-position-vertical:absolute;mso-position-vertical-relative:text;mso-height-percent:0;mso-height-relative:margin;v-text-anchor:middle" o:gfxdata="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" filled="f" strokecolor="#243f60 [1604]" strokeweight="1pt"/>
+              <v:rect w14:anchorId="68AFEEC8" id="Rectangle 1685900763" o:spid="_x0000_s1026" style="position:absolute;margin-left:8.7pt;margin-top:-30.85pt;width:474pt;height:584.7pt;z-index:251677696;visibility:visible;mso-wrap-style:square;mso-height-percent:0;mso-wrap-distance-left:9pt;mso-wrap-distance-top:0;mso-wrap-distance-right:9pt;mso-wrap-distance-bottom:0;mso-position-horizontal:absolute;mso-position-horizontal-relative:text;mso-position-vertical:absolute;mso-position-vertical-relative:text;mso-height-percent:0;mso-height-relative:margin;v-text-anchor:middle" o:gfxdata="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" filled="f" strokecolor="#243f60 [1604]" strokeweight="1pt"/>
             </w:pict>
           </mc:Fallback>
         </mc:AlternateContent>
@@ -6958,7 +6958,23 @@
           <w:sz w:val="24"/>
           <w:szCs w:val="24"/>
         </w:rPr>
-        <w:t xml:space="preserve"> Write down exactly what is printed by the following code: </w:t>
+        <w:t xml:space="preserve"> Write down exactly what is printed by the following code</w:t>
+      </w:r>
+      <w:r>
+        <w:rPr>
+          <w:rFonts w:ascii="Times New Roman" w:hAnsi="Times New Roman" w:cs="Times New Roman"/>
+          <w:sz w:val="24"/>
+          <w:szCs w:val="24"/>
+        </w:rPr>
+        <w:t xml:space="preserve"> snippet</w:t>
+      </w:r>
+      <w:r>
+        <w:rPr>
+          <w:rFonts w:ascii="Times New Roman" w:hAnsi="Times New Roman" w:cs="Times New Roman"/>
+          <w:sz w:val="24"/>
+          <w:szCs w:val="24"/>
+        </w:rPr>
+        <w:t xml:space="preserve">: </w:t>
       </w:r>
     </w:p>
     <w:p>
@@ -6979,16 +6995,16 @@
         <mc:AlternateContent>
           <mc:Choice Requires="wps">
             <w:drawing>
-              <wp:anchor distT="0" distB="0" distL="114300" distR="114300" simplePos="0" relativeHeight="251685888" behindDoc="0" locked="0" layoutInCell="1" allowOverlap="1" wp14:anchorId="35801E39" wp14:editId="74373AF7">
+              <wp:anchor distT="0" distB="0" distL="114300" distR="114300" simplePos="0" relativeHeight="251685888" behindDoc="0" locked="0" layoutInCell="1" allowOverlap="1" wp14:anchorId="35801E39" wp14:editId="748A62D3">
                 <wp:simplePos x="0" y="0"/>
                 <wp:positionH relativeFrom="column">
                   <wp:posOffset>708991</wp:posOffset>
                 </wp:positionH>
                 <wp:positionV relativeFrom="paragraph">
-                  <wp:posOffset>27167</wp:posOffset>
+                  <wp:posOffset>23522</wp:posOffset>
                 </wp:positionV>
-                <wp:extent cx="5452745" cy="2166730"/>
-                <wp:effectExtent l="0" t="0" r="0" b="5080"/>
+                <wp:extent cx="4432852" cy="2425147"/>
+                <wp:effectExtent l="0" t="0" r="0" b="635"/>
                 <wp:wrapNone/>
                 <wp:docPr id="9" name="Textbox 9"/>
                 <wp:cNvGraphicFramePr/>
@@ -6999,7 +7015,7 @@
                       <wps:spPr>
                         <a:xfrm>
                           <a:off x="0" y="0"/>
-                          <a:ext cx="5452745" cy="2166730"/>
+                          <a:ext cx="4432852" cy="2425147"/>
                         </a:xfrm>
                         <a:prstGeom prst="rect">
                           <a:avLst/>
@@ -7487,7 +7503,7 @@
           </mc:Choice>
           <mc:Fallback>
             <w:pict>
-              <v:shape w14:anchorId="35801E39" id="Textbox 9" o:spid="_x0000_s1034" type="#_x0000_t202" style="position:absolute;left:0;text-align:left;margin-left:55.85pt;margin-top:2.15pt;width:429.35pt;height:170.6pt;z-index:251685888;visibility:visible;mso-wrap-style:square;mso-width-percent:0;mso-height-percent:0;mso-wrap-distance-left:9pt;mso-wrap-distance-top:0;mso-wrap-distance-right:9pt;mso-wrap-distance-bottom:0;mso-position-horizontal:absolute;mso-position-horizontal-relative:text;mso-position-vertical:absolute;mso-position-vertical-relative:text;mso-width-percent:0;mso-height-percent:0;mso-width-relative:margin;mso-height-relative:margin;v-text-anchor:top" o:gfxdata="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" fillcolor="#fbd4b4 [1305]" stroked="f">
+              <v:shape w14:anchorId="35801E39" id="Textbox 9" o:spid="_x0000_s1034" type="#_x0000_t202" style="position:absolute;left:0;text-align:left;margin-left:55.85pt;margin-top:1.85pt;width:349.05pt;height:190.95pt;z-index:251685888;visibility:visible;mso-wrap-style:square;mso-width-percent:0;mso-height-percent:0;mso-wrap-distance-left:9pt;mso-wrap-distance-top:0;mso-wrap-distance-right:9pt;mso-wrap-distance-bottom:0;mso-position-horizontal:absolute;mso-position-horizontal-relative:text;mso-position-vertical:absolute;mso-position-vertical-relative:text;mso-width-percent:0;mso-height-percent:0;mso-width-relative:margin;mso-height-relative:margin;v-text-anchor:top" o:gfxdata="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" fillcolor="#fbd4b4 [1305]" stroked="f">
                 <v:textbox inset="0,0,0,0">
                   <w:txbxContent>
                     <w:p>
@@ -8463,13 +8479,13 @@
         <mc:AlternateContent>
           <mc:Choice Requires="wps">
             <w:drawing>
-              <wp:anchor distT="0" distB="0" distL="114300" distR="114300" simplePos="0" relativeHeight="251689984" behindDoc="0" locked="0" layoutInCell="1" allowOverlap="1" wp14:anchorId="056A9CFE" wp14:editId="56147F16">
+              <wp:anchor distT="0" distB="0" distL="114300" distR="114300" simplePos="0" relativeHeight="251689984" behindDoc="0" locked="0" layoutInCell="1" allowOverlap="1" wp14:anchorId="056A9CFE" wp14:editId="1E4B074D">
                 <wp:simplePos x="0" y="0"/>
                 <wp:positionH relativeFrom="column">
-                  <wp:posOffset>25455</wp:posOffset>
+                  <wp:posOffset>-20983</wp:posOffset>
                 </wp:positionH>
                 <wp:positionV relativeFrom="paragraph">
-                  <wp:posOffset>309190</wp:posOffset>
+                  <wp:posOffset>255602</wp:posOffset>
                 </wp:positionV>
                 <wp:extent cx="5867178" cy="1228725"/>
                 <wp:effectExtent l="0" t="0" r="635" b="3175"/>
@@ -9004,7 +9020,7 @@
           </mc:Choice>
           <mc:Fallback>
             <w:pict>
-              <v:shape w14:anchorId="056A9CFE" id="Textbox 29" o:spid="_x0000_s1036" type="#_x0000_t202" style="position:absolute;left:0;text-align:left;margin-left:2pt;margin-top:24.35pt;width:462pt;height:96.75pt;z-index:251689984;visibility:visible;mso-wrap-style:square;mso-wrap-distance-left:9pt;mso-wrap-distance-top:0;mso-wrap-distance-right:9pt;mso-wrap-distance-bottom:0;mso-position-horizontal:absolute;mso-position-horizontal-relative:text;mso-position-vertical:absolute;mso-position-vertical-relative:text;v-text-anchor:top" o:gfxdata="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" fillcolor="#fbd4b4 [1305]" stroked="f">
+              <v:shape w14:anchorId="056A9CFE" id="Textbox 29" o:spid="_x0000_s1036" type="#_x0000_t202" style="position:absolute;left:0;text-align:left;margin-left:-1.65pt;margin-top:20.15pt;width:462pt;height:96.75pt;z-index:251689984;visibility:visible;mso-wrap-style:square;mso-wrap-distance-left:9pt;mso-wrap-distance-top:0;mso-wrap-distance-right:9pt;mso-wrap-distance-bottom:0;mso-position-horizontal:absolute;mso-position-horizontal-relative:text;mso-position-vertical:absolute;mso-position-vertical-relative:text;v-text-anchor:top" o:gfxdata="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" fillcolor="#fbd4b4 [1305]" stroked="f">
                 <v:textbox inset="0,0,0,0">
                   <w:txbxContent>
                     <w:p>
@@ -9521,7 +9537,48 @@
           <w:sz w:val="24"/>
           <w:szCs w:val="24"/>
         </w:rPr>
-        <w:t xml:space="preserve">Write down exactly what is printed by the following code: </w:t>
+        <w:t>Write down exactly what is printed by the following code</w:t>
+      </w:r>
+      <w:r>
+        <w:rPr>
+          <w:rFonts w:ascii="Times New Roman" w:hAnsi="Times New Roman" w:cs="Times New Roman"/>
+          <w:sz w:val="24"/>
+          <w:szCs w:val="24"/>
+        </w:rPr>
+        <w:t xml:space="preserve"> snippet</w:t>
+      </w:r>
+      <w:r>
+        <w:rPr>
+          <w:rFonts w:ascii="Times New Roman" w:hAnsi="Times New Roman" w:cs="Times New Roman"/>
+          <w:sz w:val="24"/>
+          <w:szCs w:val="24"/>
+        </w:rPr>
+        <w:t xml:space="preserve">: </w:t>
+      </w:r>
+    </w:p>
+    <w:p>
+      <w:pPr>
+        <w:pStyle w:val="ListParagraph"/>
+        <w:spacing w:before="100" w:beforeAutospacing="1" w:after="0" w:line="240" w:lineRule="auto"/>
+        <w:ind w:left="142"/>
+        <w:jc w:val="right"/>
+        <w:rPr>
+          <w:rFonts w:ascii="Times New Roman" w:hAnsi="Times New Roman" w:cs="Times New Roman"/>
+          <w:b/>
+          <w:bCs/>
+          <w:sz w:val="24"/>
+          <w:szCs w:val="24"/>
+        </w:rPr>
+      </w:pPr>
+      <w:r>
+        <w:rPr>
+          <w:rFonts w:ascii="Times New Roman" w:hAnsi="Times New Roman" w:cs="Times New Roman"/>
+          <w:b/>
+          <w:bCs/>
+          <w:sz w:val="24"/>
+          <w:szCs w:val="24"/>
+        </w:rPr>
+        <w:t xml:space="preserve">(5 Marks) </w:t>
       </w:r>
     </w:p>
     <w:p>
@@ -9771,12 +9828,7 @@
       </w:r>
     </w:p>
     <w:sectPr>
-      <w:headerReference w:type="even" r:id="rId11"/>
-      <w:headerReference w:type="default" r:id="rId12"/>
-      <w:footerReference w:type="even" r:id="rId13"/>
-      <w:footerReference w:type="default" r:id="rId14"/>
-      <w:headerReference w:type="first" r:id="rId15"/>
-      <w:footerReference w:type="first" r:id="rId16"/>
+      <w:footerReference w:type="default" r:id="rId11"/>
       <w:type w:val="continuous"/>
       <w:pgSz w:w="11906" w:h="16838"/>
       <w:pgMar w:top="1440" w:right="1440" w:bottom="1440" w:left="1440" w:header="708" w:footer="708" w:gutter="0"/>
@@ -9817,16 +9869,6 @@
   <w:p>
     <w:pPr>
       <w:pStyle w:val="Footer"/>
-    </w:pPr>
-  </w:p>
-</w:ftr>
-</file>
-
-<file path=word/footer2.xml><?xml version="1.0" encoding="utf-8"?>
-<w:ftr xmlns:wpc="http://schemas.microsoft.com/office/word/2010/wordprocessingCanvas" xmlns:cx="http://schemas.microsoft.com/office/drawing/2014/chartex" xmlns:cx1="http://schemas.microsoft.com/office/drawing/2015/9/8/chartex" xmlns:cx2="http://schemas.microsoft.com/office/drawing/2015/10/21/chartex" xmlns:cx3="http://schemas.microsoft.com/office/drawing/2016/5/9/chartex" xmlns:cx4="http://schemas.microsoft.com/office/drawing/2016/5/10/chartex" xmlns:cx5="http://schemas.microsoft.com/office/drawing/2016/5/11/chartex" xmlns:cx6="http://schemas.microsoft.com/office/drawing/2016/5/12/chartex" xmlns:cx7="http://schemas.microsoft.com/office/drawing/2016/5/13/chartex" xmlns:cx8="http://schemas.microsoft.com/office/drawing/2016/5/14/chartex" xmlns:mc="http://schemas.openxmlformats.org/markup-compatibility/2006" xmlns:aink="http://schemas.microsoft.com/office/drawing/2016/ink" xmlns:am3d="http://schemas.microsoft.com/office/drawing/2017/model3d" xmlns:o="urn:schemas-microsoft-com:office:office" xmlns:oel="http://schemas.microsoft.com/office/2019/extlst" xmlns:r="http://schemas.openxmlformats.org/officeDocument/2006/relationships" xmlns:m="http://schemas.openxmlformats.org/officeDocument/2006/math" xmlns:v="urn:schemas-microsoft-com:vml" xmlns:wp14="http://schemas.microsoft.com/office/word/2010/wordprocessingDrawing" xmlns:wp="http://schemas.openxmlformats.org/drawingml/2006/wordprocessingDrawing" xmlns:w10="urn:schemas-microsoft-com:office:word" xmlns:w="http://schemas.openxmlformats.org/wordprocessingml/2006/main" xmlns:w14="http://schemas.microsoft.com/office/word/2010/wordml" xmlns:w15="http://schemas.microsoft.com/office/word/2012/wordml" xmlns:w16cex="http://schemas.microsoft.com/office/word/2018/wordml/cex" xmlns:w16cid="http://schemas.microsoft.com/office/word/2016/wordml/cid" xmlns:w16="http://schemas.microsoft.com/office/word/2018/wordml" xmlns:w16du="http://schemas.microsoft.com/office/word/2023/wordml/word16du" xmlns:w16sdtdh="http://schemas.microsoft.com/office/word/2020/wordml/sdtdatahash" xmlns:w16sdtfl="http://schemas.microsoft.com/office/word/2024/wordml/sdtformatlock" xmlns:w16se="http://schemas.microsoft.com/office/word/2015/wordml/symex" xmlns:wpg="http://schemas.microsoft.com/office/word/2010/wordprocessingGroup" xmlns:wpi="http://schemas.microsoft.com/office/word/2010/wordprocessingInk" xmlns:wne="http://schemas.microsoft.com/office/word/2006/wordml" xmlns:wps="http://schemas.microsoft.com/office/word/2010/wordprocessingShape" mc:Ignorable="w14 w15 w16se w16cid w16 w16cex w16sdtdh w16sdtfl w16du wp14">
-  <w:p>
-    <w:pPr>
-      <w:pStyle w:val="Footer"/>
       <w:jc w:val="center"/>
       <w:rPr>
         <w:caps/>
@@ -9877,19 +9919,17 @@
         <w:noProof/>
         <w:color w:val="4F81BD" w:themeColor="accent1"/>
       </w:rPr>
-      <w:t>/6</w:t>
+      <w:t>/</w:t>
+    </w:r>
+    <w:r>
+      <w:rPr>
+        <w:caps/>
+        <w:noProof/>
+        <w:color w:val="4F81BD" w:themeColor="accent1"/>
+      </w:rPr>
+      <w:t>10</w:t>
     </w:r>
   </w:p>
-  <w:p>
-    <w:pPr>
-      <w:pStyle w:val="Footer"/>
-    </w:pPr>
-  </w:p>
-</w:ftr>
-</file>
-
-<file path=word/footer3.xml><?xml version="1.0" encoding="utf-8"?>
-<w:ftr xmlns:wpc="http://schemas.microsoft.com/office/word/2010/wordprocessingCanvas" xmlns:cx="http://schemas.microsoft.com/office/drawing/2014/chartex" xmlns:cx1="http://schemas.microsoft.com/office/drawing/2015/9/8/chartex" xmlns:cx2="http://schemas.microsoft.com/office/drawing/2015/10/21/chartex" xmlns:cx3="http://schemas.microsoft.com/office/drawing/2016/5/9/chartex" xmlns:cx4="http://schemas.microsoft.com/office/drawing/2016/5/10/chartex" xmlns:cx5="http://schemas.microsoft.com/office/drawing/2016/5/11/chartex" xmlns:cx6="http://schemas.microsoft.com/office/drawing/2016/5/12/chartex" xmlns:cx7="http://schemas.microsoft.com/office/drawing/2016/5/13/chartex" xmlns:cx8="http://schemas.microsoft.com/office/drawing/2016/5/14/chartex" xmlns:mc="http://schemas.openxmlformats.org/markup-compatibility/2006" xmlns:aink="http://schemas.microsoft.com/office/drawing/2016/ink" xmlns:am3d="http://schemas.microsoft.com/office/drawing/2017/model3d" xmlns:o="urn:schemas-microsoft-com:office:office" xmlns:oel="http://schemas.microsoft.com/office/2019/extlst" xmlns:r="http://schemas.openxmlformats.org/officeDocument/2006/relationships" xmlns:m="http://schemas.openxmlformats.org/officeDocument/2006/math" xmlns:v="urn:schemas-microsoft-com:vml" xmlns:wp14="http://schemas.microsoft.com/office/word/2010/wordprocessingDrawing" xmlns:wp="http://schemas.openxmlformats.org/drawingml/2006/wordprocessingDrawing" xmlns:w10="urn:schemas-microsoft-com:office:word" xmlns:w="http://schemas.openxmlformats.org/wordprocessingml/2006/main" xmlns:w14="http://schemas.microsoft.com/office/word/2010/wordml" xmlns:w15="http://schemas.microsoft.com/office/word/2012/wordml" xmlns:w16cex="http://schemas.microsoft.com/office/word/2018/wordml/cex" xmlns:w16cid="http://schemas.microsoft.com/office/word/2016/wordml/cid" xmlns:w16="http://schemas.microsoft.com/office/word/2018/wordml" xmlns:w16du="http://schemas.microsoft.com/office/word/2023/wordml/word16du" xmlns:w16sdtdh="http://schemas.microsoft.com/office/word/2020/wordml/sdtdatahash" xmlns:w16sdtfl="http://schemas.microsoft.com/office/word/2024/wordml/sdtformatlock" xmlns:w16se="http://schemas.microsoft.com/office/word/2015/wordml/symex" xmlns:wpg="http://schemas.microsoft.com/office/word/2010/wordprocessingGroup" xmlns:wpi="http://schemas.microsoft.com/office/word/2010/wordprocessingInk" xmlns:wne="http://schemas.microsoft.com/office/word/2006/wordml" xmlns:wps="http://schemas.microsoft.com/office/word/2010/wordprocessingShape" mc:Ignorable="w14 w15 w16se w16cid w16 w16cex w16sdtdh w16sdtfl w16du wp14">
   <w:p>
     <w:pPr>
       <w:pStyle w:val="Footer"/>
@@ -9921,36 +9961,6 @@
     </w:p>
   </w:footnote>
 </w:footnotes>
-</file>
-
-<file path=word/header1.xml><?xml version="1.0" encoding="utf-8"?>
-<w:hdr xmlns:wpc="http://schemas.microsoft.com/office/word/2010/wordprocessingCanvas" xmlns:cx="http://schemas.microsoft.com/office/drawing/2014/chartex" xmlns:cx1="http://schemas.microsoft.com/office/drawing/2015/9/8/chartex" xmlns:cx2="http://schemas.microsoft.com/office/drawing/2015/10/21/chartex" xmlns:cx3="http://schemas.microsoft.com/office/drawing/2016/5/9/chartex" xmlns:cx4="http://schemas.microsoft.com/office/drawing/2016/5/10/chartex" xmlns:cx5="http://schemas.microsoft.com/office/drawing/2016/5/11/chartex" xmlns:cx6="http://schemas.microsoft.com/office/drawing/2016/5/12/chartex" xmlns:cx7="http://schemas.microsoft.com/office/drawing/2016/5/13/chartex" xmlns:cx8="http://schemas.microsoft.com/office/drawing/2016/5/14/chartex" xmlns:mc="http://schemas.openxmlformats.org/markup-compatibility/2006" xmlns:aink="http://schemas.microsoft.com/office/drawing/2016/ink" xmlns:am3d="http://schemas.microsoft.com/office/drawing/2017/model3d" xmlns:o="urn:schemas-microsoft-com:office:office" xmlns:oel="http://schemas.microsoft.com/office/2019/extlst" xmlns:r="http://schemas.openxmlformats.org/officeDocument/2006/relationships" xmlns:m="http://schemas.openxmlformats.org/officeDocument/2006/math" xmlns:v="urn:schemas-microsoft-com:vml" xmlns:wp14="http://schemas.microsoft.com/office/word/2010/wordprocessingDrawing" xmlns:wp="http://schemas.openxmlformats.org/drawingml/2006/wordprocessingDrawing" xmlns:w10="urn:schemas-microsoft-com:office:word" xmlns:w="http://schemas.openxmlformats.org/wordprocessingml/2006/main" xmlns:w14="http://schemas.microsoft.com/office/word/2010/wordml" xmlns:w15="http://schemas.microsoft.com/office/word/2012/wordml" xmlns:w16cex="http://schemas.microsoft.com/office/word/2018/wordml/cex" xmlns:w16cid="http://schemas.microsoft.com/office/word/2016/wordml/cid" xmlns:w16="http://schemas.microsoft.com/office/word/2018/wordml" xmlns:w16du="http://schemas.microsoft.com/office/word/2023/wordml/word16du" xmlns:w16sdtdh="http://schemas.microsoft.com/office/word/2020/wordml/sdtdatahash" xmlns:w16sdtfl="http://schemas.microsoft.com/office/word/2024/wordml/sdtformatlock" xmlns:w16se="http://schemas.microsoft.com/office/word/2015/wordml/symex" xmlns:wpg="http://schemas.microsoft.com/office/word/2010/wordprocessingGroup" xmlns:wpi="http://schemas.microsoft.com/office/word/2010/wordprocessingInk" xmlns:wne="http://schemas.microsoft.com/office/word/2006/wordml" xmlns:wps="http://schemas.microsoft.com/office/word/2010/wordprocessingShape" mc:Ignorable="w14 w15 w16se w16cid w16 w16cex w16sdtdh w16sdtfl w16du wp14">
-  <w:p>
-    <w:pPr>
-      <w:pStyle w:val="Header"/>
-    </w:pPr>
-  </w:p>
-</w:hdr>
-</file>
-
-<file path=word/header2.xml><?xml version="1.0" encoding="utf-8"?>
-<w:hdr xmlns:wpc="http://schemas.microsoft.com/office/word/2010/wordprocessingCanvas" xmlns:cx="http://schemas.microsoft.com/office/drawing/2014/chartex" xmlns:cx1="http://schemas.microsoft.com/office/drawing/2015/9/8/chartex" xmlns:cx2="http://schemas.microsoft.com/office/drawing/2015/10/21/chartex" xmlns:cx3="http://schemas.microsoft.com/office/drawing/2016/5/9/chartex" xmlns:cx4="http://schemas.microsoft.com/office/drawing/2016/5/10/chartex" xmlns:cx5="http://schemas.microsoft.com/office/drawing/2016/5/11/chartex" xmlns:cx6="http://schemas.microsoft.com/office/drawing/2016/5/12/chartex" xmlns:cx7="http://schemas.microsoft.com/office/drawing/2016/5/13/chartex" xmlns:cx8="http://schemas.microsoft.com/office/drawing/2016/5/14/chartex" xmlns:mc="http://schemas.openxmlformats.org/markup-compatibility/2006" xmlns:aink="http://schemas.microsoft.com/office/drawing/2016/ink" xmlns:am3d="http://schemas.microsoft.com/office/drawing/2017/model3d" xmlns:o="urn:schemas-microsoft-com:office:office" xmlns:oel="http://schemas.microsoft.com/office/2019/extlst" xmlns:r="http://schemas.openxmlformats.org/officeDocument/2006/relationships" xmlns:m="http://schemas.openxmlformats.org/officeDocument/2006/math" xmlns:v="urn:schemas-microsoft-com:vml" xmlns:wp14="http://schemas.microsoft.com/office/word/2010/wordprocessingDrawing" xmlns:wp="http://schemas.openxmlformats.org/drawingml/2006/wordprocessingDrawing" xmlns:w10="urn:schemas-microsoft-com:office:word" xmlns:w="http://schemas.openxmlformats.org/wordprocessingml/2006/main" xmlns:w14="http://schemas.microsoft.com/office/word/2010/wordml" xmlns:w15="http://schemas.microsoft.com/office/word/2012/wordml" xmlns:w16cex="http://schemas.microsoft.com/office/word/2018/wordml/cex" xmlns:w16cid="http://schemas.microsoft.com/office/word/2016/wordml/cid" xmlns:w16="http://schemas.microsoft.com/office/word/2018/wordml" xmlns:w16du="http://schemas.microsoft.com/office/word/2023/wordml/word16du" xmlns:w16sdtdh="http://schemas.microsoft.com/office/word/2020/wordml/sdtdatahash" xmlns:w16sdtfl="http://schemas.microsoft.com/office/word/2024/wordml/sdtformatlock" xmlns:w16se="http://schemas.microsoft.com/office/word/2015/wordml/symex" xmlns:wpg="http://schemas.microsoft.com/office/word/2010/wordprocessingGroup" xmlns:wpi="http://schemas.microsoft.com/office/word/2010/wordprocessingInk" xmlns:wne="http://schemas.microsoft.com/office/word/2006/wordml" xmlns:wps="http://schemas.microsoft.com/office/word/2010/wordprocessingShape" mc:Ignorable="w14 w15 w16se w16cid w16 w16cex w16sdtdh w16sdtfl w16du wp14">
-  <w:p>
-    <w:pPr>
-      <w:pStyle w:val="Header"/>
-    </w:pPr>
-  </w:p>
-</w:hdr>
-</file>
-
-<file path=word/header3.xml><?xml version="1.0" encoding="utf-8"?>
-<w:hdr xmlns:wpc="http://schemas.microsoft.com/office/word/2010/wordprocessingCanvas" xmlns:cx="http://schemas.microsoft.com/office/drawing/2014/chartex" xmlns:cx1="http://schemas.microsoft.com/office/drawing/2015/9/8/chartex" xmlns:cx2="http://schemas.microsoft.com/office/drawing/2015/10/21/chartex" xmlns:cx3="http://schemas.microsoft.com/office/drawing/2016/5/9/chartex" xmlns:cx4="http://schemas.microsoft.com/office/drawing/2016/5/10/chartex" xmlns:cx5="http://schemas.microsoft.com/office/drawing/2016/5/11/chartex" xmlns:cx6="http://schemas.microsoft.com/office/drawing/2016/5/12/chartex" xmlns:cx7="http://schemas.microsoft.com/office/drawing/2016/5/13/chartex" xmlns:cx8="http://schemas.microsoft.com/office/drawing/2016/5/14/chartex" xmlns:mc="http://schemas.openxmlformats.org/markup-compatibility/2006" xmlns:aink="http://schemas.microsoft.com/office/drawing/2016/ink" xmlns:am3d="http://schemas.microsoft.com/office/drawing/2017/model3d" xmlns:o="urn:schemas-microsoft-com:office:office" xmlns:oel="http://schemas.microsoft.com/office/2019/extlst" xmlns:r="http://schemas.openxmlformats.org/officeDocument/2006/relationships" xmlns:m="http://schemas.openxmlformats.org/officeDocument/2006/math" xmlns:v="urn:schemas-microsoft-com:vml" xmlns:wp14="http://schemas.microsoft.com/office/word/2010/wordprocessingDrawing" xmlns:wp="http://schemas.openxmlformats.org/drawingml/2006/wordprocessingDrawing" xmlns:w10="urn:schemas-microsoft-com:office:word" xmlns:w="http://schemas.openxmlformats.org/wordprocessingml/2006/main" xmlns:w14="http://schemas.microsoft.com/office/word/2010/wordml" xmlns:w15="http://schemas.microsoft.com/office/word/2012/wordml" xmlns:w16cex="http://schemas.microsoft.com/office/word/2018/wordml/cex" xmlns:w16cid="http://schemas.microsoft.com/office/word/2016/wordml/cid" xmlns:w16="http://schemas.microsoft.com/office/word/2018/wordml" xmlns:w16du="http://schemas.microsoft.com/office/word/2023/wordml/word16du" xmlns:w16sdtdh="http://schemas.microsoft.com/office/word/2020/wordml/sdtdatahash" xmlns:w16sdtfl="http://schemas.microsoft.com/office/word/2024/wordml/sdtformatlock" xmlns:w16se="http://schemas.microsoft.com/office/word/2015/wordml/symex" xmlns:wpg="http://schemas.microsoft.com/office/word/2010/wordprocessingGroup" xmlns:wpi="http://schemas.microsoft.com/office/word/2010/wordprocessingInk" xmlns:wne="http://schemas.microsoft.com/office/word/2006/wordml" xmlns:wps="http://schemas.microsoft.com/office/word/2010/wordprocessingShape" mc:Ignorable="w14 w15 w16se w16cid w16 w16cex w16sdtdh w16sdtfl w16du wp14">
-  <w:p>
-    <w:pPr>
-      <w:pStyle w:val="Header"/>
-    </w:pPr>
-  </w:p>
-</w:hdr>
 </file>
 
 <file path=word/numbering.xml><?xml version="1.0" encoding="utf-8"?>
